--- a/docs/docx/specs/regulations-spec-apple.docx
+++ b/docs/docx/specs/regulations-spec-apple.docx
@@ -26,6 +26,32 @@
         <w:t xml:space="preserve">April 2026</w:t>
       </w:r>
     </w:p>
+    <w:sdt>
+      <w:sdtPr>
+        <w:docPartObj>
+          <w:docPartGallery w:val="Table of Contents"/>
+          <w:docPartUnique/>
+        </w:docPartObj>
+      </w:sdtPr>
+      <w:sdtContent>
+        <w:p>
+          <w:pPr>
+            <w:pStyle w:val="TOCHeading"/>
+          </w:pPr>
+          <w:r>
+            <w:t xml:space="preserve">Table of Contents</w:t>
+          </w:r>
+        </w:p>
+        <w:p>
+          <w:r>
+            <w:fldChar w:fldCharType="begin" w:dirty="true"/>
+            <w:instrText xml:space="preserve">TOC \o "1-3" \h \z \u</w:instrText>
+            <w:fldChar w:fldCharType="separate"/>
+            <w:fldChar w:fldCharType="end"/>
+          </w:r>
+        </w:p>
+      </w:sdtContent>
+    </w:sdt>
     <w:bookmarkStart w:id="9" w:name="executive-summary"/>
     <w:p>
       <w:pPr>
@@ -1299,7 +1325,19 @@
         <w:pStyle w:val="ImageCaption"/>
       </w:pPr>
       <w:r>
-        <w:t xml:space="preserve">End-to-end traceability chain verified by .</w:t>
+        <w:t xml:space="preserve">End-to-end traceability chain verified by</w:t>
+      </w:r>
+      <w:r>
+        <w:t xml:space="preserve"> </w:t>
+      </w:r>
+      <w:r>
+        <w:rPr>
+          <w:rStyle w:val="VerbatimChar"/>
+        </w:rPr>
+        <w:t xml:space="preserve">docs/schema/validate.py</w:t>
+      </w:r>
+      <w:r>
+        <w:t xml:space="preserve">.</w:t>
       </w:r>
     </w:p>
     <w:bookmarkEnd w:id="21"/>
@@ -1637,7 +1675,19 @@
         <w:pStyle w:val="TableCaption"/>
       </w:pPr>
       <w:r>
-        <w:t xml:space="preserve">Schemas under .</w:t>
+        <w:t xml:space="preserve">Schemas under</w:t>
+      </w:r>
+      <w:r>
+        <w:t xml:space="preserve"> </w:t>
+      </w:r>
+      <w:r>
+        <w:rPr>
+          <w:rStyle w:val="VerbatimChar"/>
+        </w:rPr>
+        <w:t xml:space="preserve">docs/schema/regulations/</w:t>
+      </w:r>
+      <w:r>
+        <w:t xml:space="preserve">.</w:t>
       </w:r>
     </w:p>
     <w:tbl>
@@ -1645,7 +1695,7 @@
         <w:tblStyle w:val="Table"/>
         <w:tblW w:type="auto" w:w="0"/>
         <w:tblLook w:firstRow="1" w:lastRow="0" w:firstColumn="0" w:lastColumn="0" w:noHBand="0" w:noVBand="0" w:val="0020"/>
-        <w:tblCaption w:val="Schemas under ."/>
+        <w:tblCaption w:val="Schemas under docs/schema/regulations/."/>
       </w:tblPr>
       <w:tblGrid>
         <w:gridCol w:w="3960"/>
